--- a/Capstone_Project/09_Project_Management_Evidence/Group-3_Weekly_Progress_Report_Week4.docx
+++ b/Capstone_Project/09_Project_Management_Evidence/Group-3_Weekly_Progress_Report_Week4.docx
@@ -37,7 +37,6 @@
       </w:r>
       <w:r>
         <w:br/>
-        <w:t>Student / Group Template</w:t>
       </w:r>
       <w:r>
         <w:br/>
@@ -206,7 +205,7 @@
           <w:p>
             <w:r>
               <w:rPr/>
-              <w:t>Week 4 (Sprint 1)</w:t>
+              <w:t>Week 4</w:t>
             </w:r>
           </w:p>
         </w:tc>
@@ -255,14 +254,6 @@
     </w:p>
     <w:p>
       <w:pPr>
-        <w:keepNext/>
-      </w:pPr>
-      <w:r>
-        <w:t>Enter reporting week and date range.</w:t>
-      </w:r>
-    </w:p>
-    <w:p>
-      <w:pPr>
         <w:spacing w:after="60"/>
       </w:pPr>
       <w:r>
@@ -272,7 +263,7 @@
       </w:r>
       <w:r>
         <w:rPr/>
-        <w:t>Status as at Thursday 22 October 2026</w:t>
+        <w:t>Status as at Saturday 24 October 2026</w:t>
       </w:r>
     </w:p>
     <w:p>
@@ -281,14 +272,6 @@
       </w:pPr>
       <w:r>
         <w:t>Planned Work</w:t>
-      </w:r>
-    </w:p>
-    <w:p>
-      <w:pPr>
-        <w:keepNext/>
-      </w:pPr>
-      <w:r>
-        <w:t>What did the group plan to complete?</w:t>
       </w:r>
     </w:p>
     <w:p>
@@ -338,7 +321,7 @@
       </w:pPr>
       <w:r>
         <w:rPr/>
-        <w:t>Student survey testing workbooks and the Chapter 4 and Chapter 5 drafts</w:t>
+        <w:t>Student survey testing workbooks and the Chapter 4 and Chapter 5 sections</w:t>
       </w:r>
     </w:p>
     <w:p>
@@ -357,14 +340,6 @@
       </w:pPr>
       <w:r>
         <w:t>Completed Work</w:t>
-      </w:r>
-    </w:p>
-    <w:p>
-      <w:pPr>
-        <w:keepNext/>
-      </w:pPr>
-      <w:r>
-        <w:t>What was actually completed? Reference evidence/commits/files.</w:t>
       </w:r>
     </w:p>
     <w:tbl>
@@ -788,6 +763,118 @@
           </w:tcPr>
           <w:p>
             <w:pPr>
+              <w:keepNext/>
+              <w:spacing w:after="0"/>
+            </w:pPr>
+            <w:r>
+              <w:rPr>
+                <w:sz w:val="19"/>
+              </w:rPr>
+              <w:t>Lecturer slots page</w:t>
+            </w:r>
+          </w:p>
+        </w:tc>
+        <w:tc>
+          <w:tcPr>
+            <w:tcW w:type="dxa" w:w="1814"/>
+          </w:tcPr>
+          <w:p>
+            <w:pPr>
+              <w:keepNext/>
+              <w:spacing w:after="0"/>
+            </w:pPr>
+            <w:r>
+              <w:rPr>
+                <w:sz w:val="19"/>
+              </w:rPr>
+              <w:t>Thomas du Plessis</w:t>
+            </w:r>
+          </w:p>
+        </w:tc>
+        <w:tc>
+          <w:tcPr>
+            <w:tcW w:type="dxa" w:w="4762"/>
+          </w:tcPr>
+          <w:p>
+            <w:pPr>
+              <w:keepNext/>
+              <w:spacing w:after="0"/>
+            </w:pPr>
+            <w:r>
+              <w:rPr>
+                <w:sz w:val="19"/>
+              </w:rPr>
+              <w:t>Commit c2ecca1 and pull request #6 on 22 Oct (pages/LecturerSlots.jsx)</w:t>
+            </w:r>
+          </w:p>
+        </w:tc>
+      </w:tr>
+      <w:tr>
+        <w:trPr>
+          <w:cantSplit/>
+        </w:trPr>
+        <w:tc>
+          <w:tcPr>
+            <w:tcW w:type="dxa" w:w="2948"/>
+          </w:tcPr>
+          <w:p>
+            <w:pPr>
+              <w:keepNext/>
+              <w:spacing w:after="0"/>
+            </w:pPr>
+            <w:r>
+              <w:rPr>
+                <w:sz w:val="19"/>
+              </w:rPr>
+              <w:t>Test Plan and test cases and Defect Log and Chapter 5</w:t>
+            </w:r>
+          </w:p>
+        </w:tc>
+        <w:tc>
+          <w:tcPr>
+            <w:tcW w:type="dxa" w:w="1814"/>
+          </w:tcPr>
+          <w:p>
+            <w:pPr>
+              <w:keepNext/>
+              <w:spacing w:after="0"/>
+            </w:pPr>
+            <w:r>
+              <w:rPr>
+                <w:sz w:val="19"/>
+              </w:rPr>
+              <w:t>Willem Gerber</w:t>
+            </w:r>
+          </w:p>
+        </w:tc>
+        <w:tc>
+          <w:tcPr>
+            <w:tcW w:type="dxa" w:w="4762"/>
+          </w:tcPr>
+          <w:p>
+            <w:pPr>
+              <w:keepNext/>
+              <w:spacing w:after="0"/>
+            </w:pPr>
+            <w:r>
+              <w:rPr>
+                <w:sz w:val="19"/>
+              </w:rPr>
+              <w:t>Group-3 files in folder 06 and test_scripts and evidence</w:t>
+            </w:r>
+          </w:p>
+        </w:tc>
+      </w:tr>
+      <w:tr>
+        <w:trPr>
+          <w:cantSplit/>
+        </w:trPr>
+        <w:tc>
+          <w:tcPr>
+            <w:tcW w:type="dxa" w:w="2948"/>
+          </w:tcPr>
+          <w:p>
+            <w:pPr>
               <w:spacing w:after="0"/>
             </w:pPr>
             <w:r>
@@ -846,7 +933,7 @@
       </w:pPr>
       <w:r>
         <w:rPr/>
-        <w:t>7 of the 8 coding tasks are merged into main</w:t>
+        <w:t>All 8 coding tasks are merged into main and the Test Plan and test cases and Defect Log and Traceability Matrix and Chapter 5 are written (folder 06) The student survey got 13 answers and is in Chapter 5 and Tom wrote Chapter 4.6 and 4.7 with 18 screenshots and it is now in the CTU layout</w:t>
       </w:r>
     </w:p>
     <w:p>
@@ -855,14 +942,6 @@
       </w:pPr>
       <w:r>
         <w:t>Individual Contributions</w:t>
-      </w:r>
-    </w:p>
-    <w:p>
-      <w:pPr>
-        <w:keepNext/>
-      </w:pPr>
-      <w:r>
-        <w:t>Record each member's contribution.</w:t>
       </w:r>
     </w:p>
     <w:tbl>
@@ -954,7 +1033,7 @@
               <w:rPr>
                 <w:sz w:val="19"/>
               </w:rPr>
-              <w:t>GitHub branches and reviews the shared page template back-end set up and login Bookings API Book a slot page My bookings page and phone layout task sheet</w:t>
+              <w:t>GitHub branches and reviews the shared page template back-end set up and login Bookings API Book a slot page My bookings page and phone layout task sheet testing and the Chapter 5</w:t>
             </w:r>
           </w:p>
         </w:tc>
@@ -993,7 +1072,7 @@
               <w:rPr>
                 <w:sz w:val="19"/>
               </w:rPr>
-              <w:t>Database connection confirmation and reminder emails (pull request #3)</w:t>
+              <w:t>Database connection confirmation and reminder emails (pull request #3) and his contribution form and Group Declaration signed</w:t>
             </w:r>
           </w:p>
         </w:tc>
@@ -1032,7 +1111,7 @@
               <w:rPr>
                 <w:sz w:val="19"/>
               </w:rPr>
-              <w:t>Lecturer slots page Chapter 4.6 slide outline and Demo Script (no commits on GitHub yet)</w:t>
+              <w:t>Lecturer slots page (commit c2ecca1 and pull request #6) Chapter 4.6 and 4.7 with screenshots then the slide outline and Demo Script</w:t>
             </w:r>
           </w:p>
         </w:tc>
@@ -1133,10 +1212,12 @@
     </w:p>
     <w:p>
       <w:pPr>
-        <w:keepNext/>
+        <w:pStyle w:val="ListBullet"/>
+        <w:spacing w:after="60"/>
       </w:pPr>
       <w:r>
-        <w:t>Describe blockers or unresolved issues.</w:t>
+        <w:rPr/>
+        <w:t>The Lecturer slots page was merged after the code deadline on Thursday 22 October (commit c2ecca1 and pull request #6) and testing then found it did not work with the Slots API</w:t>
       </w:r>
     </w:p>
     <w:p>
@@ -1146,17 +1227,7 @@
       </w:pPr>
       <w:r>
         <w:rPr/>
-        <w:t>The Lecturer slots page was not merged by the code deadline on Thursday 22 October 12pm</w:t>
-      </w:r>
-    </w:p>
-    <w:p>
-      <w:pPr>
-        <w:pStyle w:val="ListBullet"/>
-        <w:spacing w:after="60"/>
-      </w:pPr>
-      <w:r>
-        <w:rPr/>
-        <w:t>Testing workbooks and the Chapter 5 draft have no owner yet</w:t>
+        <w:t>Testing logged 10 defects and all 10 are fixed and retested (35 of 36 tests pass and 1 needs real students) The fixes and the new navy and cyan design are in the working copy and must still be committed and pushed</w:t>
       </w:r>
     </w:p>
     <w:p>
@@ -1205,14 +1276,6 @@
       </w:pPr>
       <w:r>
         <w:t>Next Week Plan</w:t>
-      </w:r>
-    </w:p>
-    <w:p>
-      <w:pPr>
-        <w:keepNext/>
-      </w:pPr>
-      <w:r>
-        <w:t>List next actions and owners.</w:t>
       </w:r>
     </w:p>
     <w:tbl>
@@ -1699,7 +1762,7 @@
               <w:rPr>
                 <w:sz w:val="19"/>
               </w:rPr>
-              <w:t>Final dissertation Turnitin check and submission</w:t>
+              <w:t>Final dissertation and submission</w:t>
             </w:r>
           </w:p>
         </w:tc>
@@ -1806,11 +1869,6 @@
       </w:pPr>
       <w:r>
         <w:t>Supervisor Feedback</w:t>
-      </w:r>
-    </w:p>
-    <w:p>
-      <w:r>
-        <w:t>Comments, corrections and go-ahead.</w:t>
       </w:r>
     </w:p>
     <w:p>

--- a/Capstone_Project/09_Project_Management_Evidence/Group-3_Weekly_Progress_Report_Week4.docx
+++ b/Capstone_Project/09_Project_Management_Evidence/Group-3_Weekly_Progress_Report_Week4.docx
@@ -1227,17 +1227,7 @@
       </w:pPr>
       <w:r>
         <w:rPr/>
-        <w:t>Testing logged 10 defects and all 10 are fixed and retested (35 of 36 tests pass and 1 needs real students) The fixes and the new navy and cyan design are in the working copy and must still be committed and pushed</w:t>
-      </w:r>
-    </w:p>
-    <w:p>
-      <w:pPr>
-        <w:pStyle w:val="ListBullet"/>
-        <w:spacing w:after="60"/>
-      </w:pPr>
-      <w:r>
-        <w:rPr/>
-        <w:t>Two tasks were picked by more than one member (Chapter 6 outline and the backup demo video)</w:t>
+        <w:t>Testing logged 10 defects and all 10 are fixed and retested (35 of 36 tests pass and 1 needs real students) The fixes and the new navy and cyan design were added after testing</w:t>
       </w:r>
     </w:p>
     <w:p>
@@ -1387,7 +1377,7 @@
               <w:rPr>
                 <w:sz w:val="19"/>
               </w:rPr>
-              <w:t>Not picked yet</w:t>
+              <w:t>Willem Gerber</w:t>
             </w:r>
           </w:p>
         </w:tc>
@@ -1443,7 +1433,7 @@
               <w:rPr>
                 <w:sz w:val="19"/>
               </w:rPr>
-              <w:t>Not picked yet</w:t>
+              <w:t>Willem Gerber</w:t>
             </w:r>
           </w:p>
         </w:tc>

--- a/Capstone_Project/09_Project_Management_Evidence/Group-3_Weekly_Progress_Report_Week4.docx
+++ b/Capstone_Project/09_Project_Management_Evidence/Group-3_Weekly_Progress_Report_Week4.docx
@@ -933,7 +933,7 @@
       </w:pPr>
       <w:r>
         <w:rPr/>
-        <w:t>All 8 coding tasks are merged into main and the Test Plan and test cases and Defect Log and Traceability Matrix and Chapter 5 are written (folder 06) The student survey got 13 answers and is in Chapter 5 and Tom wrote Chapter 4.6 and 4.7 with 18 screenshots and it is now in the CTU layout</w:t>
+        <w:t>All 8 coding tasks are merged into main and the Test Plan and test cases and Defect Log and Traceability Matrix and Chapter 5 are written (folder 06) The student survey got 13 answers and is in Chapter 5 and Tom wrote Chapter 4.6 and it is now in the CTU layout</w:t>
       </w:r>
     </w:p>
     <w:p>
@@ -1111,7 +1111,7 @@
               <w:rPr>
                 <w:sz w:val="19"/>
               </w:rPr>
-              <w:t>Lecturer slots page (commit c2ecca1 and pull request #6) Chapter 4.6 and 4.7 with screenshots then the slide outline and Demo Script</w:t>
+              <w:t>Lecturer slots page (commit c2ecca1 and pull request #6) Chapter 4.6 then the slide outline and Demo Script</w:t>
             </w:r>
           </w:p>
         </w:tc>
